--- a/example_articles/gender/Multiple/6.gender_Multiple_Other_publisher.docx
+++ b/example_articles/gender/Multiple/6.gender_Multiple_Other_publisher.docx
@@ -7,7 +7,7 @@
         <w:pStyle w:val="Heading1"/>
       </w:pPr>
       <w:r>
-        <w:t>Campuses catch spirit of activism</w:t>
+        <w:t>Fire aftermath cools disco beat in NYC</w:t>
       </w:r>
     </w:p>
     <w:p>
@@ -17,17 +17,17 @@
     </w:p>
     <w:p>
       <w:r>
-        <w:t>Date: 1990-05-10</w:t>
+        <w:t>Date: 1990-06-01</w:t>
       </w:r>
     </w:p>
     <w:p>
       <w:r>
-        <w:t>Section: LIFE; Pg. 1D; Cover Story</w:t>
+        <w:t>Section: NEWS; Pg. 3A</w:t>
       </w:r>
     </w:p>
     <w:p>
       <w:r>
-        <w:t>Source file: Other publishers/Files (500) (28).DOCX</w:t>
+        <w:t>Source file: Other publishers/Files (500) (25).DOCX</w:t>
       </w:r>
     </w:p>
     <w:p>
@@ -49,71 +49,61 @@
     </w:p>
     <w:p>
       <w:r>
-        <w:t>For Dan Kiss, college means more than sparring with professors.</w:t>
+        <w:t>A hypnotic merengue beat pulses across the Voices Latin Disco under Tremont Avenue. Twirling bodies sway in the red and blue lights, bottles of Bacardi and Coke wait at the tables.</w:t>
         <w:br/>
-        <w:t>At a recent rally denouncing tuition hikes, the Oberlin (Ohio) College junior jumped on a cop he says had a chokehold on his friend. Now, in addition to final exams, the 21-year-old is facing a court date.</w:t>
+        <w:t>It's the usual Saturday night dance in the Bronx. But this weekend, like every weekend since March 25, there are fewer dancers.</w:t>
         <w:br/>
-        <w:t>Across the nation, students like Kiss are turning words into actions - sit- ins at Temple University, street blockades at Hunter College and arrests at the University of Wisconsin-Madison - that recall the tumult of the '60s.</w:t>
+        <w:t>Two months after a fire killed 87 people at the Happy Land Social Club near here, the Voices is among a handful of clubs still legally open.</w:t>
         <w:br/>
-        <w:t>''For me, (activism) is about being taken seriously when you say, 'Stick up for what's right,' '' says Kiss. ''It's when you carry through that people get uncomfortable.''</w:t>
+        <w:t>Once a cheap alternative to expensive Manhattan discos, most of the illegal clubs - fraught with safety violations and lacking licenses - are now closed. The few left aren't drawing big crowds. Many poor and working-class Hispanics are staying home.</w:t>
         <w:br/>
-        <w:t>Beyond making speeches, they're changing policies.</w:t>
+        <w:t>Cuban immigrant Julio Gonzales pleaded not guilty to starting the fire, the USA's deadliest in 13 years. Prosecutors say Gonzales, 36, torched the club after a fight with his girlfriend.</w:t>
         <w:br/>
-        <w:t>This week, the students of tiny Mills College in Oakland, Calif., shut down the 700-student women's college. When the board of trustees voted last week to bow to financial concerns and admit men, activists jammed the school's phone lines and blockaded administration buildings. Support, largely from other college student groups, poured in through the campus newspaper's fax machine.</w:t>
+        <w:t>Since March, a massive crackdown has thrown a curtain of steel security gates down on hundreds of illegal social clubs. Where once merengue and salsa poured out of doors on nearly every block, now the music wafts mostly from passing cars. Only the gaudy lights of all-night bodega groceries and take- out chicken joints call out in the rolling streets of Tremont.</w:t>
         <w:br/>
-        <w:t>More importantly, on Wednesday, after alumnae and faculty sided with students, board president F. Warren Hellman agreed to reconsider his support of the proposal.</w:t>
+        <w:t>''It's increasingly difficult to find'' illegal clubs, says Police Deputy Inspector Jesse Peterman. ''There's been a dramatic reduction. We feel that the program has been successful.''</w:t>
         <w:br/>
-        <w:t>''The faculty has made things easier by being on our side'' and postponing many classes, says Mary Lane, 19, a Mills sophomore. ''But if they weren't, the kids would just take their books to the blockades.</w:t>
+        <w:t>Juan Cotto agrees.</w:t>
         <w:br/>
-        <w:t>We'd still be activists.''</w:t>
+        <w:t>''They shut all the clubs down,'' said Cotto, a musician who last week played his first post-fire date at the Sombrero Club on Jerome Avenue.</w:t>
         <w:br/>
-        <w:t>The rallying cry of the '60s was the Vietnam War. While ensuing decades saw pockets of protests against U.S. policy in Central America and corporate divestment from South Africa, students by and large were caught up in the '80s quest for high-dollar careers.</w:t>
+        <w:t>Although a city social club task force has spread citywide, Bronx club owners say they've been hit hardest. Borough numbers are unavailable, but 361 clubs have been ordered vacated in New York, 96 for repeat violations.</w:t>
         <w:br/>
-        <w:t>Today's students haven't lost sight of key foreign issues. But today's protests clearly hit closer to campus.</w:t>
+        <w:t>Like the Happy Land, most of the closed clubs were riddled with violations. They didn't have fire exits - or exit signs, sprinklers, alarm systems, emergency lights, occupancy permits or liquor licenses.</w:t>
         <w:br/>
-        <w:t>Top of the list: diversity. Students are passionate about the need for greater minority representation, not only on campus, but also among tenured faculty. Other sore spots are racism and escalating college costs.</w:t>
+        <w:t>Says New York Fire Department Assistant Commissioner John Mulligan: ''This time we mean business.''</w:t>
         <w:br/>
-        <w:t>''What makes this activism different is that it's not just 'radicals,' but everyday students who are reacting to things that affect their lives, like the prospect of being in debt for years to come,'' says Julianne Marley, U.S. Student Association, Washington, D.C. ''I think campuses have just begun to see the spark. There's going to be fire.'' Feeling the heat:</w:t>
+        <w:t>And that's bad for business.</w:t>
         <w:br/>
-        <w:t>- -</w:t>
+        <w:t>''It's getting worse and worse,'' says Tito Lopez, owner of Voices, whose 360-person ballroom drew just 150 dancers on a recent Saturday night. The club, where men are frisked and women searched with a hand-held metal detector at the door, charges a Manhattan-style $ 20 cover, steep compared with Happy Land's $ 5 fee.</w:t>
         <w:br/>
-        <w:t>- Temple University (Philadelphia). -An altercation on April 26 between black students and white fraternity members left a black female student with a broken ankle and bruised ribs at the hands of a white campus police officer. Last week, black students blocked off five campus entrances until the president agreed to a meeting about disciplining the officer.</w:t>
+        <w:t>''There's nobody here. There's no money to pay my workers,'' Lopez says.</w:t>
         <w:br/>
-        <w:t>- University of Wisconsin-Madison. -Over the past few weeks, students - incensed by ROTC's anti-homosexual policy - staged a five-day sleep-in. Police hauled 40 students from the offices of the university system president.</w:t>
+        <w:t>The club has been burglarized twice since officials ordered its security gates removed. And a second, $ 250,000 club upstairs is idle because red tape has held up an assembly permit. Since the fire, Lopez says, ''everything is taking so long.''</w:t>
         <w:br/>
-        <w:t>- Wesleyan University (Middletown, Conn.). -Students pushed administrators to call off classes Tuesday so they could stage a rally protesting violent incidents in the past month, including vandalism at the school's Afro-American center.</w:t>
+        <w:t>City officials aren't the only ones taking precautions.</w:t>
         <w:br/>
-        <w:t>- Hunter College (New York). -Last week, students blocked off Lexington Avenue and occupied administration buildings to protest proposed tuition hikes and financial aid cutbacks.</w:t>
+        <w:t>Radhames Melo, 29, ''used to go to any hole,'' he says. Now, says the Dominican salesman, on his way into the Astromundo Club, he's more careful.</w:t>
         <w:br/>
-        <w:t>''If we don't win, most of us will have to drop out of school. The fight is not over,'' says Hunter sophomore Yor-El Francis, 19, one of many working- class minorities enrolled at the school. ''We'll see if we can rent buses and go to Albany to see our legislators.''</w:t>
+        <w:t>So is the Astromundo, which advertises its live acts on local Spanish TV and radio. The now-legal club was closed for a month after the Happy Land fire because it didn't have an occupancy certificate. Patrons recall there used to be locks on a back exit. Now, they say, the club has cleaned up its act.</w:t>
         <w:br/>
-        <w:t>Students gunning for concrete concessions know that brains can be more effective than brawn. Within hours of Mills' decision to resist the tide of change, students had set up a press office. Equally focused, Hunter students decided against challenging Mayor David Dinkins' promise to arrest those blocking the street in front of the school.</w:t>
+        <w:t>That's good enough for Ada Santiago, 18, who lost two friends at the Happy Land. The Puerto Rican high school student, who comes to the Astromundo to dance, says she ''stayed away for a month, then I started coming back. I thought it was never going to happen again.''</w:t>
         <w:br/>
-        <w:t>''We're talking about tuition. This is not about fighting the police,'' says Francis.</w:t>
+        <w:t>But it might. Most club goers say the first thing they now do is check the exits.</w:t>
         <w:br/>
-        <w:t>Oberlin's Kiss didn't set out to challenge police; he says today's methods are more sophisticated.</w:t>
+        <w:t>''When we came down the steps we joked about if there was a fire how would we get out,'' says Angel Estrella, 21, a Puerto Rican clerk dancing at Voices. But ''it didn't stop me. … This is something people will never stop doing. They just want to have fun.''</w:t>
         <w:br/>
-        <w:t>''The conservative '80s were rough on progressive people,'' he says. ''Anyone at it now has learned to refine their tactics.''</w:t>
         <w:br/>
-        <w:t>Where did this movement come from?</w:t>
+        <w:t>Graphic</w:t>
         <w:br/>
-        <w:t>Besides being propelled by dollars-and-cents issues, many point a finger at the conservative lull of the past decade.</w:t>
         <w:br/>
-        <w:t>''There's a marked interest in activism here,'' says Charles Moody, vice provost for minority affairs at the University of Michigan, which has experienced racial tension over the years. ''People talk about the selfishness of the '80s, and I think students want to show this is a different decade, a new generation who will get involved and try to change things.''</w:t>
+        <w:t xml:space="preserve"> </w:t>
         <w:br/>
-        <w:t>How far will it go?</w:t>
+        <w:t>PHOTO; b/w, Carol Halebian (Jose Ramirez); PHOTO; b/w, Mario Suriani, AP (Fires, Happy Land Social Club); PHOTO; b/w, Carol Halebian (Ada Santiago)</w:t>
         <w:br/>
-        <w:t>Students interviewed say they remain undeterred by shows of police force. Many say riot gear and dogs often greet their rallies. One says that a SWAT team was on call. A few, like Kiss, say that ''a couple of false moves'' would have turned their gathering into another Kent State, where four students died when the National Guard opened fire.</w:t>
+        <w:t xml:space="preserve"> </w:t>
         <w:br/>
-        <w:t>But administrators say they remember May 4, 1970.</w:t>
-        <w:br/>
-        <w:t>''Any threat of violence is the line beyond which both administrators and protesters can't cross,'' says Peter Liacouras, president of Temple University, which called in Philadelphia police to monitor a recent demonstration. ''But you also need to provide a forum for people to air their debates.''</w:t>
-        <w:br/>
-        <w:t>Patrick Penn, Oberlin's dean of students, takes a similar administrative stand on campus activism. He says it's a double-edged sword that needs to be tempered with open dialogue.</w:t>
-        <w:br/>
-        <w:t>''I'm concerned when they go beyond the parameters of the law,'' he says. ''But I'm also pleased to have critically thinking students who are willing to stand up for what they hold dear. It's part of the American tradition.''</w:t>
-        <w:br/>
-        <w:t>But for many students today, the past is best left to the history books. Mention that '60s-forged tradition to Kiss, and the retort is quick and piercing: ''I'm not doing this for nostalgia.''</w:t>
+        <w:t>CUTLINE: JOSE RAMIREZ: Owns Astromundo Club in the Bronx CUTLINE: GRIM REMINDER: Flowers and banners mark the entrance of the once- popular Happy Land Social Club in the Bronx, where a fire killed 87 people two months ago. CUTLINE: SANTIAGO: Puerto Rican high schooler lost two friends at Happy Land, but still goes dancing after staying away a month.</w:t>
       </w:r>
     </w:p>
     <w:sectPr>

--- a/example_articles/gender/Multiple/6.gender_Multiple_Other_publisher.docx
+++ b/example_articles/gender/Multiple/6.gender_Multiple_Other_publisher.docx
@@ -7,7 +7,7 @@
         <w:pStyle w:val="Heading1"/>
       </w:pPr>
       <w:r>
-        <w:t>Fire aftermath cools disco beat in NYC</w:t>
+        <w:t>Biden touts next-gen roads, jobs</w:t>
       </w:r>
     </w:p>
     <w:p>
@@ -17,17 +17,17 @@
     </w:p>
     <w:p>
       <w:r>
-        <w:t>Date: 1990-06-01</w:t>
+        <w:t>Date: 2021-12-01</w:t>
       </w:r>
     </w:p>
     <w:p>
       <w:r>
-        <w:t>Section: NEWS; Pg. 3A</w:t>
+        <w:t>Section: NEWS; Pg. 1A</w:t>
       </w:r>
     </w:p>
     <w:p>
       <w:r>
-        <w:t>Source file: Other publishers/Files (500) (25).DOCX</w:t>
+        <w:t>Source file: Other publishers/Files (500) (4).DOCX</w:t>
       </w:r>
     </w:p>
     <w:p>
@@ -49,61 +49,59 @@
     </w:p>
     <w:p>
       <w:r>
-        <w:t>A hypnotic merengue beat pulses across the Voices Latin Disco under Tremont Avenue. Twirling bodies sway in the red and blue lights, bottles of Bacardi and Coke wait at the tables.</w:t>
+        <w:t>President Joe Biden used his first Minnesota visit since being elected to take a victory lap on the $1 trillion infrastructure package, promising an infusion of money to repair the state's roads and bridges, create construction jobs and "rebuild the backbone of this nation."</w:t>
         <w:br/>
-        <w:t>It's the usual Saturday night dance in the Bronx. But this weekend, like every weekend since March 25, there are fewer dancers.</w:t>
+        <w:t>Standing on the floor of a heavy machinery shop at Rosemount's Dakota County Technical College on Tuesday, Biden painted a picture of a future where electric cars can be plugged in alongside highways and where every household in Minnesota has access to high-speed internet. He promised a state that's more resilient to wildfires, heavy rains and other major weather events caused by climate change.</w:t>
         <w:br/>
-        <w:t>Two months after a fire killed 87 people at the Happy Land Social Club near here, the Voices is among a handful of clubs still legally open.</w:t>
+        <w:t>"These are the jobs of today and tomorrow," Biden said. "We're going to help America win the competition in the 21st century. We're getting back in the game."</w:t>
         <w:br/>
-        <w:t>Once a cheap alternative to expensive Manhattan discos, most of the illegal clubs - fraught with safety violations and lacking licenses - are now closed. The few left aren't drawing big crowds. Many poor and working-class Hispanics are staying home.</w:t>
+        <w:t>The infrastructure package Biden signed two weeks ago is projected to send billions to Minnesota for road and bridge repair, transit systems, water sewer systems and broadband access. His stop in Minnesota is part of a two-week tour through the country to trumpet the measure, as well as make the case for his broader domestic policy agenda, known as the Build Back Better Act, that has yet to clear the Senate.</w:t>
         <w:br/>
-        <w:t>Cuban immigrant Julio Gonzales pleaded not guilty to starting the fire, the USA's deadliest in 13 years. Prosecutors say Gonzales, 36, torched the club after a fight with his girlfriend.</w:t>
+        <w:t>Minnesota's congressional Republicans, none of whom voted for the infrastructure bill, criticized the president and his party in a Tuesday morning Zoom call, blaming his administration for higher inflation and rising energy prices.</w:t>
         <w:br/>
-        <w:t>Since March, a massive crackdown has thrown a curtain of steel security gates down on hundreds of illegal social clubs. Where once merengue and salsa poured out of doors on nearly every block, now the music wafts mostly from passing cars. Only the gaudy lights of all-night bodega groceries and take- out chicken joints call out in the rolling streets of Tremont.</w:t>
+        <w:t>"When President Joe Biden says he's coming to Minnesota to promote his failed policies, I was excited, so Minnesotans can see firsthand the crises that have come upon us," said Republican U.S. Rep. Pete Stauber.</w:t>
         <w:br/>
-        <w:t>''It's increasingly difficult to find'' illegal clubs, says Police Deputy Inspector Jesse Peterman. ''There's been a dramatic reduction. We feel that the program has been successful.''</w:t>
+        <w:t>Hundreds of people lined the roadway across from Dakota County Technical College to protest Biden's visit, ranging from supporters of former President Donald Trump to Ethiopians on all sides of the country's civil war asking that Biden re-examine his foreign policy.</w:t>
         <w:br/>
-        <w:t>Juan Cotto agrees.</w:t>
+        <w:t>Among the many DFL officials joining Biden were Minnesota Gov. Tim Walz, U.S. Sens. Amy Klobuchar and Tina Smith, and Reps. Dean Phillips, Betty McCollum and Angie Craig, whose Second Congressional District includes Dakota County. DFL Rep. Ilhan Omar, who did not vote for the infrastructure bill, held a virtual town hall Tuesday and was not in attendance.</w:t>
         <w:br/>
-        <w:t>''They shut all the clubs down,'' said Cotto, a musician who last week played his first post-fire date at the Sombrero Club on Jerome Avenue.</w:t>
+        <w:t>The White House projects that Minnesota's share of the legislation will mean $4.5 billion for highways and about $300 million for bridges within a five-year span.</w:t>
         <w:br/>
-        <w:t>Although a city social club task force has spread citywide, Bronx club owners say they've been hit hardest. Borough numbers are unavailable, but 361 clubs have been ordered vacated in New York, 96 for repeat violations.</w:t>
+        <w:t>The state is also expected to see at least $100 million for broadband, over $800 million for public transportation and $680 million for water projects.</w:t>
         <w:br/>
-        <w:t>Like the Happy Land, most of the closed clubs were riddled with violations. They didn't have fire exits - or exit signs, sprinklers, alarm systems, emergency lights, occupancy permits or liquor licenses.</w:t>
+        <w:t>"These students are looking forward to all those jobs, which we know are out there right now," Klobuchar said before Biden's remarks. "We're not going to have a shortage of sports marketing degrees, we're going to have a shortage of ... construction workers, and plumbers and electricians."</w:t>
         <w:br/>
-        <w:t>Says New York Fire Department Assistant Commissioner John Mulligan: ''This time we mean business.''</w:t>
+        <w:t>Before his remarks, Biden toured the heavy machinery facilities on campus, peppering students with questions about what kinds of programs are offered for both truck driving and advancements in electric vehicles.</w:t>
         <w:br/>
-        <w:t>And that's bad for business.</w:t>
+        <w:t>He promised the technical college students that the Build Back Better Act will increase financial aid to help them "carry the load you have to carry."</w:t>
         <w:br/>
-        <w:t>''It's getting worse and worse,'' says Tito Lopez, owner of Voices, whose 360-person ballroom drew just 150 dancers on a recent Saturday night. The club, where men are frisked and women searched with a hand-held metal detector at the door, charges a Manhattan-style $ 20 cover, steep compared with Happy Land's $ 5 fee.</w:t>
+        <w:t>"Places like this are going to train the next generation of workers to do the jobs that my infrastructure law and our Build Back Better Act are going to put into even greater demand," Biden said. "We're going to need more qualified people, and we're talking about students learning how to repair electric vehicles and batteries and drive trucks."</w:t>
         <w:br/>
-        <w:t>''There's nobody here. There's no money to pay my workers,'' Lopez says.</w:t>
+        <w:t>The visit comes at a critical time in Biden's first year as president.</w:t>
         <w:br/>
-        <w:t>The club has been burglarized twice since officials ordered its security gates removed. And a second, $ 250,000 club upstairs is idle because red tape has held up an assembly permit. Since the fire, Lopez says, ''everything is taking so long.''</w:t>
+        <w:t>He won Minnesota last fall by 7 percentage points, but a Minnesota poll from September found voters here are now more divided on his job performance.</w:t>
         <w:br/>
-        <w:t>City officials aren't the only ones taking precautions.</w:t>
+        <w:t>Several congressional races in Minnesota, including the Second District where he visited Tuesday, are being targeted by national Republicans as they try to take back the House in next fall's midterms.</w:t>
         <w:br/>
-        <w:t>Radhames Melo, 29, ''used to go to any hole,'' he says. Now, says the Dominican salesman, on his way into the Astromundo Club, he's more careful.</w:t>
+        <w:t>"No question, he's here to try to shore up the faltering campaigns of Angie Craig and Gov. Walz," state Republican Party Chairman David Hann said Tuesday. "But I think the fact that they are choosing to link themselves so closely to the failed policies of the Biden presidency are going to mean that for Minnesotans, they're going to have a clear choice next year."</w:t>
         <w:br/>
-        <w:t>So is the Astromundo, which advertises its live acts on local Spanish TV and radio. The now-legal club was closed for a month after the Happy Land fire because it didn't have an occupancy certificate. Patrons recall there used to be locks on a back exit. Now, they say, the club has cleaned up its act.</w:t>
+        <w:t>Democrats hope the construction and jobs generated by the infrastructure bill will be signs for years to come of the accomplishments of the party.</w:t>
         <w:br/>
-        <w:t>That's good enough for Ada Santiago, 18, who lost two friends at the Happy Land. The Puerto Rican high school student, who comes to the Astromundo to dance, says she ''stayed away for a month, then I started coming back. I thought it was never going to happen again.''</w:t>
+        <w:t>But Biden acknowledged the ongoing challenges of his administration, including the battle against the pandemic. He promised to lay out a plan later this week to fight variants of COVID by encouraging vaccinations, not lockdowns.</w:t>
         <w:br/>
-        <w:t>But it might. Most club goers say the first thing they now do is check the exits.</w:t>
+        <w:t>The jobs and construction from the infrastructure bill will help build the economy back from the pandemic from the "bottom up and middle out," he said.</w:t>
         <w:br/>
-        <w:t>''When we came down the steps we joked about if there was a fire how would we get out,'' says Angel Estrella, 21, a Puerto Rican clerk dancing at Voices. But ''it didn't stop me. … This is something people will never stop doing. They just want to have fun.''</w:t>
+        <w:t>"This law does something truly historic, it's going to help rebuild the backbone of this nation, working people and the middle class," Biden said. "The hardworking, middle class folks, working class folks who built the country."</w:t>
         <w:br/>
+        <w:t>Staff writer Zoë Jackson contributed to this report.</w:t>
         <w:br/>
-        <w:t>Graphic</w:t>
+        <w:t>Briana Bierschbach · 651-925-5042</w:t>
         <w:br/>
+        <w:t>Twitter: @bbierschbach</w:t>
         <w:br/>
-        <w:t xml:space="preserve"> </w:t>
+        <w:t>Hunter Woodall · 612-673-4559</w:t>
         <w:br/>
-        <w:t>PHOTO; b/w, Carol Halebian (Jose Ramirez); PHOTO; b/w, Mario Suriani, AP (Fires, Happy Land Social Club); PHOTO; b/w, Carol Halebian (Ada Santiago)</w:t>
-        <w:br/>
-        <w:t xml:space="preserve"> </w:t>
-        <w:br/>
-        <w:t>CUTLINE: JOSE RAMIREZ: Owns Astromundo Club in the Bronx CUTLINE: GRIM REMINDER: Flowers and banners mark the entrance of the once- popular Happy Land Social Club in the Bronx, where a fire killed 87 people two months ago. CUTLINE: SANTIAGO: Puerto Rican high schooler lost two friends at Happy Land, but still goes dancing after staying away a month.</w:t>
+        <w:t>Twitter: @huntermw</w:t>
       </w:r>
     </w:p>
     <w:sectPr>

--- a/example_articles/gender/Multiple/6.gender_Multiple_Other_publisher.docx
+++ b/example_articles/gender/Multiple/6.gender_Multiple_Other_publisher.docx
@@ -7,7 +7,7 @@
         <w:pStyle w:val="Heading1"/>
       </w:pPr>
       <w:r>
-        <w:t>Biden touts next-gen roads, jobs</w:t>
+        <w:t>RECEPTIVE CROWDS APPLAUD CLINTON'S PITCH FOR SURPLUS</w:t>
       </w:r>
     </w:p>
     <w:p>
@@ -17,17 +17,17 @@
     </w:p>
     <w:p>
       <w:r>
-        <w:t>Date: 2021-12-01</w:t>
+        <w:t>Date: 1999-01-21</w:t>
       </w:r>
     </w:p>
     <w:p>
       <w:r>
-        <w:t>Section: NEWS; Pg. 1A</w:t>
+        <w:t>Section: NATIONAL,</w:t>
       </w:r>
     </w:p>
     <w:p>
       <w:r>
-        <w:t>Source file: Other publishers/Files (500) (4).DOCX</w:t>
+        <w:t>Source file: Other publishers/Files (500) (22).DOCX</w:t>
       </w:r>
     </w:p>
     <w:p>
@@ -49,59 +49,53 @@
     </w:p>
     <w:p>
       <w:r>
-        <w:t>President Joe Biden used his first Minnesota visit since being elected to take a victory lap on the $1 trillion infrastructure package, promising an infusion of money to repair the state's roads and bridges, create construction jobs and "rebuild the backbone of this nation."</w:t>
+        <w:t>President Clinton took the blueprint for the remainder of his term on the road yesterday and got a thunderous expression of heartland support from the Democratic faithful in this working class town near the Canadian border.</w:t>
         <w:br/>
-        <w:t>Standing on the floor of a heavy machinery shop at Rosemount's Dakota County Technical College on Tuesday, Biden painted a picture of a future where electric cars can be plugged in alongside highways and where every household in Minnesota has access to high-speed internet. He promised a state that's more resilient to wildfires, heavy rains and other major weather events caused by climate change.</w:t>
+        <w:t>As his attorneys rolled out day two of his defense in the Senate impeachment trial, Clinton fled Washington for the snow-covered fields and factories of western New York and Eastern Pennsylvania.</w:t>
         <w:br/>
-        <w:t>"These are the jobs of today and tomorrow," Biden said. "We're going to help America win the competition in the 21st century. We're getting back in the game."</w:t>
+        <w:t>In speeches in both places, Clinton asked Americans of all ages to get behind his plan to invest $ 4 trillion in projected budget surpluses over the next 15 years, preparing for an aging population. He took aim at Republican plans to use much of the money for an across-the-board income tax cut, saying the country needs to harness its current prosperity to confront future challenges.</w:t>
         <w:br/>
-        <w:t>The infrastructure package Biden signed two weeks ago is projected to send billions to Minnesota for road and bridge repair, transit systems, water sewer systems and broadband access. His stop in Minnesota is part of a two-week tour through the country to trumpet the measure, as well as make the case for his broader domestic policy agenda, known as the Build Back Better Act, that has yet to clear the Senate.</w:t>
+        <w:t>"We cannot afford to squander this moment," Clinton told some 21,000 supporters gathered at the Marine Midland Arena, home of the Buffalo Sabres hockey team. "We have to make the most of it. We have to look at the long-term challenges facing America."</w:t>
         <w:br/>
-        <w:t>Minnesota's congressional Republicans, none of whom voted for the infrastructure bill, criticized the president and his party in a Tuesday morning Zoom call, blaming his administration for higher inflation and rising energy prices.</w:t>
+        <w:t>Later, addressing some 3,500 students, teachers and parents at Norristown Area High School outside Philadelphia, in Montgomery County, Clinton charged grownups in the audience to look at the young people present, "and ask yourself, ' Do you really want to run the risk of squandering this surplus?'"</w:t>
         <w:br/>
-        <w:t>"When President Joe Biden says he's coming to Minnesota to promote his failed policies, I was excited, so Minnesotans can see firsthand the crises that have come upon us," said Republican U.S. Rep. Pete Stauber.</w:t>
+        <w:t>In his State of the Union address to Congress on Tuesday, Clinton called for investing $ 2.7 trillion over the coming 15 years to shore up the financially ailing Social Security program, which provides retirement benefits to one American in every six; some $ 600 billion to help bolster Medicare, the federal health care program for retirees; and another $ 500 billion to set up subsidized savings accounts for lower-income workers.</w:t>
         <w:br/>
-        <w:t>Hundreds of people lined the roadway across from Dakota County Technical College to protest Biden's visit, ranging from supporters of former President Donald Trump to Ethiopians on all sides of the country's civil war asking that Biden re-examine his foreign policy.</w:t>
+        <w:t>Those proposals, Clinton said, could be paid for out of federal budget surpluses projected to top $ 4 trillion over the coming decade and a half.</w:t>
         <w:br/>
-        <w:t>Among the many DFL officials joining Biden were Minnesota Gov. Tim Walz, U.S. Sens. Amy Klobuchar and Tina Smith, and Reps. Dean Phillips, Betty McCollum and Angie Craig, whose Second Congressional District includes Dakota County. DFL Rep. Ilhan Omar, who did not vote for the infrastructure bill, held a virtual town hall Tuesday and was not in attendance.</w:t>
+        <w:t>Congressional Republicans re gard the surplus as indicative of over-taxation, not an opportunity to increase spending. They called for a 10 percent cut in income taxes, an idea Clinton assailed yesterday in Buffalo.</w:t>
         <w:br/>
-        <w:t>The White House projects that Minnesota's share of the legislation will mean $4.5 billion for highways and about $300 million for bridges within a five-year span.</w:t>
+        <w:t>"We're going to have a big argument about this … and I hope it will be a good debate," Clinton said.</w:t>
         <w:br/>
-        <w:t>The state is also expected to see at least $100 million for broadband, over $800 million for public transportation and $680 million for water projects.</w:t>
+        <w:t>He cautioned his supporters, however, against being tempted by tax cuts.</w:t>
         <w:br/>
-        <w:t>"These students are looking forward to all those jobs, which we know are out there right now," Klobuchar said before Biden's remarks. "We're not going to have a shortage of sports marketing degrees, we're going to have a shortage of ... construction workers, and plumbers and electricians."</w:t>
+        <w:t>"What I said last night is not as popular as what others can tell you," Clinton said. "Others can say, ' We've got this surplus now; I just want a big tax cut; I'll give it back to you, you'll figure out what to do with it.' "</w:t>
         <w:br/>
-        <w:t>Before his remarks, Biden toured the heavy machinery facilities on campus, peppering students with questions about what kinds of programs are offered for both truck driving and advancements in electric vehicles.</w:t>
+        <w:t>He further admonished his backers to gird themselves for arguments against government spending, saying his plan is to set aside the projected surplus to deal with the aging of America, a demographic shift that will begin to kick in 15 years from now, when baby boomers begin to retire en masse.</w:t>
         <w:br/>
-        <w:t>He promised the technical college students that the Build Back Better Act will increase financial aid to help them "carry the load you have to carry."</w:t>
+        <w:t>"You're going to have everybody say that government doesn't know how to spend this money," Clinton warned. "Look folks, Social Security and Medicare work."</w:t>
         <w:br/>
-        <w:t>"Places like this are going to train the next generation of workers to do the jobs that my infrastructure law and our Build Back Better Act are going to put into even greater demand," Biden said. "We're going to need more qualified people, and we're talking about students learning how to repair electric vehicles and batteries and drive trucks."</w:t>
+        <w:t>Appearing with first lady Hillary Rodham Clinton, Vice President Al Gore and his wife Tipper, the president was greeted by thunderous applause from the largest crowd he has addressed since his post-State of the Union speech a year ago in La Crosse, Wis.</w:t>
         <w:br/>
-        <w:t>The visit comes at a critical time in Biden's first year as president.</w:t>
+        <w:t>Clinton was clearly energized by the response.</w:t>
         <w:br/>
-        <w:t>He won Minnesota last fall by 7 percentage points, but a Minnesota poll from September found voters here are now more divided on his job performance.</w:t>
+        <w:t>"I thank you for one of the great days of my presidency," he said.</w:t>
         <w:br/>
-        <w:t>Several congressional races in Minnesota, including the Second District where he visited Tuesday, are being targeted by national Republicans as they try to take back the House in next fall's midterms.</w:t>
+        <w:t>The mood was more campaign rally than policy discussion, with handmade posters endorsing Gore in 2000, and one calling on Mrs. Clinton to seek office.</w:t>
         <w:br/>
-        <w:t>"No question, he's here to try to shore up the faltering campaigns of Angie Craig and Gov. Walz," state Republican Party Chairman David Hann said Tuesday. "But I think the fact that they are choosing to link themselves so closely to the failed policies of the Biden presidency are going to mean that for Minnesotans, they're going to have a clear choice next year."</w:t>
+        <w:t>"Hillary for New York Senator," read one sign. Clinton directed his wife's attention to it; she smiled .</w:t>
         <w:br/>
-        <w:t>Democrats hope the construction and jobs generated by the infrastructure bill will be signs for years to come of the accomplishments of the party.</w:t>
+        <w:t>She has not commented publicly on speculation over whether she would run for the seat to be vacated in two years by Sen. Daniel Patrick Moynihan, D-N.Y.</w:t>
         <w:br/>
-        <w:t>But Biden acknowledged the ongoing challenges of his administration, including the battle against the pandemic. He promised to lay out a plan later this week to fight variants of COVID by encouraging vaccinations, not lockdowns.</w:t>
+        <w:t>THE PRESIDENT'S AGENDA</w:t>
         <w:br/>
-        <w:t>The jobs and construction from the infrastructure bill will help build the economy back from the pandemic from the "bottom up and middle out," he said.</w:t>
         <w:br/>
-        <w:t>"This law does something truly historic, it's going to help rebuild the backbone of this nation, working people and the middle class," Biden said. "The hardworking, middle class folks, working class folks who built the country."</w:t>
+        <w:t>Graphic</w:t>
         <w:br/>
-        <w:t>Staff writer Zoë Jackson contributed to this report.</w:t>
         <w:br/>
-        <w:t>Briana Bierschbach · 651-925-5042</w:t>
+        <w:t xml:space="preserve"> </w:t>
         <w:br/>
-        <w:t>Twitter: @bbierschbach</w:t>
-        <w:br/>
-        <w:t>Hunter Woodall · 612-673-4559</w:t>
-        <w:br/>
-        <w:t>Twitter: @huntermw</w:t>
+        <w:t>PHOTO INFORMATIONAL GRAPHIC, PHOTO: Susan Walsh/Associated Press: The president and first lady; acknowledge the crowd's applause at Marine Midland Arena in Buffalo yesterday.; INFORMATIONAL GRAPHIC: Source: Associated Press: CBS Poll/Polls show Clinton's; approval</w:t>
       </w:r>
     </w:p>
     <w:sectPr>
